--- a/single_cell_workshop_programme.docx
+++ b/single_cell_workshop_programme.docx
@@ -180,7 +180,21 @@
                 <w:b/>
                 <w:bCs/>
               </w:rPr>
-              <w:t>09.00 – 12.00</w:t>
+              <w:t>09.00 – 12.</w:t>
+            </w:r>
+            <w:r>
+              <w:rPr>
+                <w:b/>
+                <w:bCs/>
+              </w:rPr>
+              <w:t>3</w:t>
+            </w:r>
+            <w:r>
+              <w:rPr>
+                <w:b/>
+                <w:bCs/>
+              </w:rPr>
+              <w:t>0</w:t>
             </w:r>
           </w:p>
         </w:tc>
@@ -227,7 +241,19 @@
           </w:tcPr>
           <w:p>
             <w:r>
-              <w:t>09.00 – 09.30</w:t>
+              <w:t xml:space="preserve">09.00 – </w:t>
+            </w:r>
+            <w:r>
+              <w:t>10</w:t>
+            </w:r>
+            <w:r>
+              <w:t>.</w:t>
+            </w:r>
+            <w:r>
+              <w:t>0</w:t>
+            </w:r>
+            <w:r>
+              <w:t>0</w:t>
             </w:r>
           </w:p>
         </w:tc>
@@ -268,7 +294,16 @@
           </w:tcPr>
           <w:p>
             <w:r>
-              <w:t>09.30 – 10.00</w:t>
+              <w:t>10:0</w:t>
+            </w:r>
+            <w:r>
+              <w:t>0 – 10.</w:t>
+            </w:r>
+            <w:r>
+              <w:t>3</w:t>
+            </w:r>
+            <w:r>
+              <w:t>0</w:t>
             </w:r>
           </w:p>
         </w:tc>
@@ -315,7 +350,19 @@
           </w:tcPr>
           <w:p>
             <w:r>
-              <w:t>10.00 – 11.00</w:t>
+              <w:t>10</w:t>
+            </w:r>
+            <w:r>
+              <w:t>:30</w:t>
+            </w:r>
+            <w:r>
+              <w:t xml:space="preserve"> – 11.</w:t>
+            </w:r>
+            <w:r>
+              <w:t>3</w:t>
+            </w:r>
+            <w:r>
+              <w:t>0</w:t>
             </w:r>
           </w:p>
         </w:tc>
@@ -375,7 +422,35 @@
                 <w:b/>
                 <w:bCs/>
               </w:rPr>
-              <w:t>11.00 – 11.15</w:t>
+              <w:t>11.0</w:t>
+            </w:r>
+            <w:r>
+              <w:rPr>
+                <w:b/>
+                <w:bCs/>
+              </w:rPr>
+              <w:t>3</w:t>
+            </w:r>
+            <w:r>
+              <w:rPr>
+                <w:b/>
+                <w:bCs/>
+              </w:rPr>
+              <w:t xml:space="preserve"> – 11.</w:t>
+            </w:r>
+            <w:r>
+              <w:rPr>
+                <w:b/>
+                <w:bCs/>
+              </w:rPr>
+              <w:t>4</w:t>
+            </w:r>
+            <w:r>
+              <w:rPr>
+                <w:b/>
+                <w:bCs/>
+              </w:rPr>
+              <w:t>5</w:t>
             </w:r>
           </w:p>
         </w:tc>
@@ -415,7 +490,19 @@
           </w:tcPr>
           <w:p>
             <w:r>
-              <w:t>11.15 – 12.00</w:t>
+              <w:t>11.</w:t>
+            </w:r>
+            <w:r>
+              <w:t>4</w:t>
+            </w:r>
+            <w:r>
+              <w:t>5 – 12.</w:t>
+            </w:r>
+            <w:r>
+              <w:t>3</w:t>
+            </w:r>
+            <w:r>
+              <w:t>0</w:t>
             </w:r>
           </w:p>
         </w:tc>
@@ -472,7 +559,35 @@
                 <w:b/>
                 <w:bCs/>
               </w:rPr>
-              <w:t>12.00 – 13.00</w:t>
+              <w:t>12.</w:t>
+            </w:r>
+            <w:r>
+              <w:rPr>
+                <w:b/>
+                <w:bCs/>
+              </w:rPr>
+              <w:t>3</w:t>
+            </w:r>
+            <w:r>
+              <w:rPr>
+                <w:b/>
+                <w:bCs/>
+              </w:rPr>
+              <w:t>0 – 13.</w:t>
+            </w:r>
+            <w:r>
+              <w:rPr>
+                <w:b/>
+                <w:bCs/>
+              </w:rPr>
+              <w:t>3</w:t>
+            </w:r>
+            <w:r>
+              <w:rPr>
+                <w:b/>
+                <w:bCs/>
+              </w:rPr>
+              <w:t>0</w:t>
             </w:r>
           </w:p>
         </w:tc>
@@ -516,7 +631,21 @@
                 <w:b/>
                 <w:bCs/>
               </w:rPr>
-              <w:t>13.00 – 16.30</w:t>
+              <w:t>13.</w:t>
+            </w:r>
+            <w:r>
+              <w:rPr>
+                <w:b/>
+                <w:bCs/>
+              </w:rPr>
+              <w:t>3</w:t>
+            </w:r>
+            <w:r>
+              <w:rPr>
+                <w:b/>
+                <w:bCs/>
+              </w:rPr>
+              <w:t>0 – 16.30</w:t>
             </w:r>
           </w:p>
         </w:tc>
@@ -563,16 +692,22 @@
           </w:tcPr>
           <w:p>
             <w:r>
-              <w:t>13.00 – 1</w:t>
+              <w:t>13.</w:t>
             </w:r>
             <w:r>
               <w:t>3</w:t>
             </w:r>
             <w:r>
+              <w:t>0 – 1</w:t>
+            </w:r>
+            <w:r>
+              <w:t>4</w:t>
+            </w:r>
+            <w:r>
               <w:t>.</w:t>
             </w:r>
             <w:r>
-              <w:t>3</w:t>
+              <w:t>0</w:t>
             </w:r>
             <w:r>
               <w:t>0</w:t>
